--- a/文件/系統簡介.docx
+++ b/文件/系統簡介.docx
@@ -103,6 +103,7 @@
         </w:rPr>
         <w:t xml:space="preserve"> </w:t>
       </w:r>
+      <w:proofErr w:type="spellStart"/>
       <w:r>
         <w:rPr>
           <w:rFonts w:ascii="Times New Roman" w:eastAsia="標楷體" w:hAnsi="Times New Roman"/>
@@ -110,6 +111,7 @@
         </w:rPr>
         <w:t>RiskGenie</w:t>
       </w:r>
+      <w:proofErr w:type="spellEnd"/>
       <w:r>
         <w:rPr>
           <w:rFonts w:ascii="Times New Roman" w:eastAsia="標楷體" w:hAnsi="Times New Roman"/>
@@ -1200,21 +1202,7 @@
                 <w:rFonts w:eastAsia="標楷體" w:cs="標楷體"/>
                 <w:szCs w:val="28"/>
               </w:rPr>
-              <w:t>資產盤點與</w:t>
-            </w:r>
-            <w:r>
-              <w:rPr>
-                <w:rFonts w:eastAsia="標楷體" w:cs="標楷體"/>
-                <w:szCs w:val="28"/>
-              </w:rPr>
-              <w:t>AI</w:t>
-            </w:r>
-            <w:r>
-              <w:rPr>
-                <w:rFonts w:eastAsia="標楷體" w:cs="標楷體"/>
-                <w:szCs w:val="28"/>
-              </w:rPr>
-              <w:t>建議作業</w:t>
+              <w:t>資產盤點作業</w:t>
             </w:r>
           </w:p>
         </w:tc>
@@ -1241,35 +1229,7 @@
                 <w:rFonts w:eastAsia="標楷體" w:cs="標楷體"/>
                 <w:szCs w:val="28"/>
               </w:rPr>
-              <w:t>檢查資產資料完整性，提示缺漏資料，並提供</w:t>
-            </w:r>
-            <w:r>
-              <w:rPr>
-                <w:rFonts w:eastAsia="標楷體" w:cs="標楷體"/>
-                <w:szCs w:val="28"/>
-              </w:rPr>
-              <w:t xml:space="preserve"> AI </w:t>
-            </w:r>
-            <w:r>
-              <w:rPr>
-                <w:rFonts w:eastAsia="標楷體" w:cs="標楷體"/>
-                <w:szCs w:val="28"/>
-              </w:rPr>
-              <w:t>資產分類及</w:t>
-            </w:r>
-            <w:r>
-              <w:rPr>
-                <w:rFonts w:eastAsia="標楷體" w:cs="標楷體"/>
-                <w:szCs w:val="28"/>
-              </w:rPr>
-              <w:t xml:space="preserve"> CIA </w:t>
-            </w:r>
-            <w:r>
-              <w:rPr>
-                <w:rFonts w:eastAsia="標楷體" w:cs="標楷體"/>
-                <w:szCs w:val="28"/>
-              </w:rPr>
-              <w:t>價值建議供確認。</w:t>
+              <w:t>檢查資產資料完整性，提示缺漏資料供確認。</w:t>
             </w:r>
           </w:p>
         </w:tc>
@@ -2352,12 +2312,14 @@
               </w:rPr>
               <w:t>、</w:t>
             </w:r>
+            <w:proofErr w:type="spellStart"/>
             <w:r>
               <w:rPr>
                 <w:rFonts w:eastAsia="標楷體" w:cs="標楷體"/>
               </w:rPr>
               <w:t>Supabase</w:t>
             </w:r>
+            <w:proofErr w:type="spellEnd"/>
           </w:p>
         </w:tc>
       </w:tr>
@@ -2599,12 +2561,14 @@
               </w:rPr>
               <w:t>、</w:t>
             </w:r>
+            <w:proofErr w:type="spellStart"/>
             <w:r>
               <w:rPr>
                 <w:rFonts w:eastAsia="標楷體" w:cs="標楷體"/>
               </w:rPr>
               <w:t>Supabase</w:t>
             </w:r>
+            <w:proofErr w:type="spellEnd"/>
             <w:r>
               <w:rPr>
                 <w:rFonts w:eastAsia="標楷體" w:cs="標楷體"/>
